--- a/ACS- 3931 Principles of Operating System/Assignment3/assign03Part1.docx
+++ b/ACS- 3931 Principles of Operating System/Assignment3/assign03Part1.docx
@@ -3,6 +3,27 @@
 <w:document xmlns:wpc="http://schemas.microsoft.com/office/word/2010/wordprocessingCanvas" xmlns:cx="http://schemas.microsoft.com/office/drawing/2014/chartex" xmlns:cx1="http://schemas.microsoft.com/office/drawing/2015/9/8/chartex" xmlns:cx2="http://schemas.microsoft.com/office/drawing/2015/10/21/chartex" xmlns:cx3="http://schemas.microsoft.com/office/drawing/2016/5/9/chartex" xmlns:cx4="http://schemas.microsoft.com/office/drawing/2016/5/10/chartex" xmlns:cx5="http://schemas.microsoft.com/office/drawing/2016/5/11/chartex" xmlns:cx6="http://schemas.microsoft.com/office/drawing/2016/5/12/chartex" xmlns:cx7="http://schemas.microsoft.com/office/drawing/2016/5/13/chartex" xmlns:cx8="http://schemas.microsoft.com/office/drawing/2016/5/14/chartex" xmlns:mc="http://schemas.openxmlformats.org/markup-compatibility/2006" xmlns:aink="http://schemas.microsoft.com/office/drawing/2016/ink" xmlns:am3d="http://schemas.microsoft.com/office/drawing/2017/model3d" xmlns:o="urn:schemas-microsoft-com:office:office" xmlns:oel="http://schemas.microsoft.com/office/2019/extlst" xmlns:r="http://schemas.openxmlformats.org/officeDocument/2006/relationships" xmlns:m="http://schemas.openxmlformats.org/officeDocument/2006/math" xmlns:v="urn:schemas-microsoft-com:vml" xmlns:wp14="http://schemas.microsoft.com/office/word/2010/wordprocessingDrawing" xmlns:wp="http://schemas.openxmlformats.org/drawingml/2006/wordprocessingDrawing" xmlns:w10="urn:schemas-microsoft-com:office:word" xmlns:w="http://schemas.openxmlformats.org/wordprocessingml/2006/main" xmlns:w14="http://schemas.microsoft.com/office/word/2010/wordml" xmlns:w15="http://schemas.microsoft.com/office/word/2012/wordml" xmlns:w16cex="http://schemas.microsoft.com/office/word/2018/wordml/cex" xmlns:w16cid="http://schemas.microsoft.com/office/word/2016/wordml/cid" xmlns:w16="http://schemas.microsoft.com/office/word/2018/wordml" xmlns:w16du="http://schemas.microsoft.com/office/word/2023/wordml/word16du" xmlns:w16sdtdh="http://schemas.microsoft.com/office/word/2020/wordml/sdtdatahash" xmlns:w16sdtfl="http://schemas.microsoft.com/office/word/2024/wordml/sdtformatlock" xmlns:w16se="http://schemas.microsoft.com/office/word/2015/wordml/symex" xmlns:wpg="http://schemas.microsoft.com/office/word/2010/wordprocessingGroup" xmlns:wpi="http://schemas.microsoft.com/office/word/2010/wordprocessingInk" xmlns:wne="http://schemas.microsoft.com/office/word/2006/wordml" xmlns:wps="http://schemas.microsoft.com/office/word/2010/wordprocessingShape" mc:Ignorable="w14 w15 w16se w16cid w16 w16cex w16sdtdh w16sdtfl w16du wp14">
   <w:body>
     <w:p>
+      <w:pPr>
+        <w:rPr>
+          <w:sz w:val="28"/>
+          <w:szCs w:val="28"/>
+        </w:rPr>
+      </w:pPr>
+      <w:r>
+        <w:rPr>
+          <w:sz w:val="28"/>
+          <w:szCs w:val="28"/>
+        </w:rPr>
+        <w:t>Name: Daljeet Singh</w:t>
+      </w:r>
+      <w:r>
+        <w:rPr>
+          <w:sz w:val="28"/>
+          <w:szCs w:val="28"/>
+        </w:rPr>
+        <w:br/>
+        <w:t>Student ID: 3169763</w:t>
+      </w:r>
       <w:r>
         <w:rPr>
           <w:b/>
@@ -10,6 +31,33 @@
           <w:sz w:val="32"/>
           <w:szCs w:val="32"/>
         </w:rPr>
+        <w:br/>
+      </w:r>
+      <w:r>
+        <w:rPr>
+          <w:b/>
+          <w:bCs/>
+          <w:sz w:val="32"/>
+          <w:szCs w:val="32"/>
+        </w:rPr>
+        <w:br/>
+      </w:r>
+      <w:r>
+        <w:rPr>
+          <w:b/>
+          <w:bCs/>
+          <w:sz w:val="32"/>
+          <w:szCs w:val="32"/>
+        </w:rPr>
+        <w:br/>
+      </w:r>
+      <w:r>
+        <w:rPr>
+          <w:b/>
+          <w:bCs/>
+          <w:sz w:val="32"/>
+          <w:szCs w:val="32"/>
+        </w:rPr>
         <w:t>PART - I</w:t>
       </w:r>
       <w:r>
@@ -20,10 +68,10 @@
       </w:r>
       <w:r>
         <w:drawing>
-          <wp:inline distT="0" distB="0" distL="0" distR="0" wp14:anchorId="2095D5C4" wp14:editId="472A40DE">
-            <wp:extent cx="5943600" cy="2514600"/>
+          <wp:inline distT="0" distB="0" distL="0" distR="0" wp14:anchorId="00E36B10" wp14:editId="2388C139">
+            <wp:extent cx="5943600" cy="2668905"/>
             <wp:effectExtent l="0" t="0" r="0" b="0"/>
-            <wp:docPr id="1013816847" name="Picture 1"/>
+            <wp:docPr id="1438980243" name="Picture 1"/>
             <wp:cNvGraphicFramePr>
               <a:graphicFrameLocks xmlns:a="http://schemas.openxmlformats.org/drawingml/2006/main" noChangeAspect="1"/>
             </wp:cNvGraphicFramePr>
@@ -31,11 +79,11 @@
               <a:graphicData uri="http://schemas.openxmlformats.org/drawingml/2006/picture">
                 <pic:pic xmlns:pic="http://schemas.openxmlformats.org/drawingml/2006/picture">
                   <pic:nvPicPr>
-                    <pic:cNvPr id="1013816847" name=""/>
+                    <pic:cNvPr id="1438980243" name=""/>
                     <pic:cNvPicPr/>
                   </pic:nvPicPr>
                   <pic:blipFill>
-                    <a:blip r:embed="rId4"/>
+                    <a:blip r:embed="rId5"/>
                     <a:stretch>
                       <a:fillRect/>
                     </a:stretch>
@@ -43,7 +91,7 @@
                   <pic:spPr>
                     <a:xfrm>
                       <a:off x="0" y="0"/>
-                      <a:ext cx="5943600" cy="2514600"/>
+                      <a:ext cx="5943600" cy="2668905"/>
                     </a:xfrm>
                     <a:prstGeom prst="rect">
                       <a:avLst/>
@@ -56,6 +104,167 @@
         </w:drawing>
       </w:r>
     </w:p>
+    <w:p/>
+    <w:p>
+      <w:pPr>
+        <w:pStyle w:val="ListParagraph"/>
+        <w:numPr>
+          <w:ilvl w:val="0"/>
+          <w:numId w:val="3"/>
+        </w:numPr>
+        <w:rPr>
+          <w:sz w:val="28"/>
+          <w:szCs w:val="28"/>
+        </w:rPr>
+      </w:pPr>
+      <w:r>
+        <w:rPr>
+          <w:sz w:val="28"/>
+          <w:szCs w:val="28"/>
+        </w:rPr>
+        <w:t>What dup2( ) helped to achieve:</w:t>
+      </w:r>
+    </w:p>
+    <w:p>
+      <w:pPr>
+        <w:ind w:left="360"/>
+        <w:rPr>
+          <w:sz w:val="28"/>
+          <w:szCs w:val="28"/>
+        </w:rPr>
+      </w:pPr>
+      <w:r>
+        <w:rPr>
+          <w:sz w:val="28"/>
+          <w:szCs w:val="28"/>
+        </w:rPr>
+        <w:t>Ans: The dup2( ) system call allowed me to redirect the process’s standard output to a specific file.</w:t>
+      </w:r>
+      <w:r>
+        <w:rPr>
+          <w:sz w:val="28"/>
+          <w:szCs w:val="28"/>
+        </w:rPr>
+        <w:t xml:space="preserve"> By duplicating the file descriptor of the opened file onto the standard output descriptor</w:t>
+      </w:r>
+      <w:r>
+        <w:rPr>
+          <w:sz w:val="28"/>
+          <w:szCs w:val="28"/>
+        </w:rPr>
+        <w:t>.</w:t>
+      </w:r>
+      <w:r>
+        <w:rPr>
+          <w:sz w:val="28"/>
+          <w:szCs w:val="28"/>
+        </w:rPr>
+        <w:t xml:space="preserve"> </w:t>
+      </w:r>
+      <w:r>
+        <w:rPr>
+          <w:sz w:val="28"/>
+          <w:szCs w:val="28"/>
+        </w:rPr>
+        <w:t>W</w:t>
+      </w:r>
+      <w:r>
+        <w:rPr>
+          <w:sz w:val="28"/>
+          <w:szCs w:val="28"/>
+        </w:rPr>
+        <w:t xml:space="preserve">hen the program uses </w:t>
+      </w:r>
+      <w:proofErr w:type="gramStart"/>
+      <w:r>
+        <w:rPr>
+          <w:sz w:val="28"/>
+          <w:szCs w:val="28"/>
+        </w:rPr>
+        <w:t>printf(</w:t>
+      </w:r>
+      <w:proofErr w:type="gramEnd"/>
+      <w:r>
+        <w:rPr>
+          <w:sz w:val="28"/>
+          <w:szCs w:val="28"/>
+        </w:rPr>
+        <w:t>), the message is written into the file rather than displayed on the I/O devices.</w:t>
+      </w:r>
+    </w:p>
+    <w:p>
+      <w:pPr>
+        <w:ind w:left="360"/>
+        <w:rPr>
+          <w:sz w:val="28"/>
+          <w:szCs w:val="28"/>
+        </w:rPr>
+      </w:pPr>
+    </w:p>
+    <w:p>
+      <w:pPr>
+        <w:pStyle w:val="ListParagraph"/>
+        <w:numPr>
+          <w:ilvl w:val="0"/>
+          <w:numId w:val="3"/>
+        </w:numPr>
+        <w:rPr>
+          <w:sz w:val="28"/>
+          <w:szCs w:val="28"/>
+        </w:rPr>
+      </w:pPr>
+      <w:r>
+        <w:rPr>
+          <w:sz w:val="28"/>
+          <w:szCs w:val="28"/>
+        </w:rPr>
+        <w:t>Benefits of the file descriptor duplication:</w:t>
+      </w:r>
+    </w:p>
+    <w:p>
+      <w:pPr>
+        <w:ind w:left="360"/>
+        <w:rPr>
+          <w:sz w:val="28"/>
+          <w:szCs w:val="28"/>
+        </w:rPr>
+      </w:pPr>
+      <w:r>
+        <w:rPr>
+          <w:sz w:val="28"/>
+          <w:szCs w:val="28"/>
+        </w:rPr>
+        <w:t xml:space="preserve">Ans: </w:t>
+      </w:r>
+      <w:r>
+        <w:rPr>
+          <w:sz w:val="28"/>
+          <w:szCs w:val="28"/>
+        </w:rPr>
+        <w:t xml:space="preserve">Duplicating file </w:t>
+      </w:r>
+      <w:r>
+        <w:rPr>
+          <w:sz w:val="28"/>
+          <w:szCs w:val="28"/>
+        </w:rPr>
+        <w:t>descriptors</w:t>
+      </w:r>
+      <w:r>
+        <w:rPr>
+          <w:sz w:val="28"/>
+          <w:szCs w:val="28"/>
+        </w:rPr>
+        <w:t xml:space="preserve"> with dup2( ) provides a powerful way to manage I/O without modifying the source code.</w:t>
+      </w:r>
+      <w:r>
+        <w:rPr>
+          <w:sz w:val="28"/>
+          <w:szCs w:val="28"/>
+        </w:rPr>
+        <w:t xml:space="preserve"> They allow a program to reuse standard operations like printf() and scanf() with files, pipes or devices without changing the rest of the code. This is very useful in shell commands and communication between processes.</w:t>
+      </w:r>
+    </w:p>
     <w:sectPr>
       <w:pgSz w:w="12240" w:h="15840"/>
       <w:pgMar w:top="1440" w:right="1440" w:bottom="1440" w:left="1440" w:header="708" w:footer="708" w:gutter="0"/>
@@ -64,6 +273,287 @@
     </w:sectPr>
   </w:body>
 </w:document>
+</file>
+
+<file path=word/numbering.xml><?xml version="1.0" encoding="utf-8"?>
+<w:numbering xmlns:wpc="http://schemas.microsoft.com/office/word/2010/wordprocessingCanvas" xmlns:cx="http://schemas.microsoft.com/office/drawing/2014/chartex" xmlns:cx1="http://schemas.microsoft.com/office/drawing/2015/9/8/chartex" xmlns:cx2="http://schemas.microsoft.com/office/drawing/2015/10/21/chartex" xmlns:cx3="http://schemas.microsoft.com/office/drawing/2016/5/9/chartex" xmlns:cx4="http://schemas.microsoft.com/office/drawing/2016/5/10/chartex" xmlns:cx5="http://schemas.microsoft.com/office/drawing/2016/5/11/chartex" xmlns:cx6="http://schemas.microsoft.com/office/drawing/2016/5/12/chartex" xmlns:cx7="http://schemas.microsoft.com/office/drawing/2016/5/13/chartex" xmlns:cx8="http://schemas.microsoft.com/office/drawing/2016/5/14/chartex" xmlns:mc="http://schemas.openxmlformats.org/markup-compatibility/2006" xmlns:aink="http://schemas.microsoft.com/office/drawing/2016/ink" xmlns:am3d="http://schemas.microsoft.com/office/drawing/2017/model3d" xmlns:o="urn:schemas-microsoft-com:office:office" xmlns:oel="http://schemas.microsoft.com/office/2019/extlst" xmlns:r="http://schemas.openxmlformats.org/officeDocument/2006/relationships" xmlns:m="http://schemas.openxmlformats.org/officeDocument/2006/math" xmlns:v="urn:schemas-microsoft-com:vml" xmlns:wp14="http://schemas.microsoft.com/office/word/2010/wordprocessingDrawing" xmlns:wp="http://schemas.openxmlformats.org/drawingml/2006/wordprocessingDrawing" xmlns:w10="urn:schemas-microsoft-com:office:word" xmlns:w="http://schemas.openxmlformats.org/wordprocessingml/2006/main" xmlns:w14="http://schemas.microsoft.com/office/word/2010/wordml" xmlns:w15="http://schemas.microsoft.com/office/word/2012/wordml" xmlns:w16cex="http://schemas.microsoft.com/office/word/2018/wordml/cex" xmlns:w16cid="http://schemas.microsoft.com/office/word/2016/wordml/cid" xmlns:w16="http://schemas.microsoft.com/office/word/2018/wordml" xmlns:w16du="http://schemas.microsoft.com/office/word/2023/wordml/word16du" xmlns:w16sdtdh="http://schemas.microsoft.com/office/word/2020/wordml/sdtdatahash" xmlns:w16sdtfl="http://schemas.microsoft.com/office/word/2024/wordml/sdtformatlock" xmlns:w16se="http://schemas.microsoft.com/office/word/2015/wordml/symex" xmlns:wpg="http://schemas.microsoft.com/office/word/2010/wordprocessingGroup" xmlns:wpi="http://schemas.microsoft.com/office/word/2010/wordprocessingInk" xmlns:wne="http://schemas.microsoft.com/office/word/2006/wordml" xmlns:wps="http://schemas.microsoft.com/office/word/2010/wordprocessingShape" mc:Ignorable="w14 w15 w16se w16cid w16 w16cex w16sdtdh w16sdtfl w16du wp14">
+  <w:abstractNum w:abstractNumId="0" w15:restartNumberingAfterBreak="0">
+    <w:nsid w:val="10EF4528"/>
+    <w:multiLevelType w:val="hybridMultilevel"/>
+    <w:tmpl w:val="6D98F1FC"/>
+    <w:lvl w:ilvl="0" w:tplc="1009000F">
+      <w:start w:val="1"/>
+      <w:numFmt w:val="decimal"/>
+      <w:lvlText w:val="%1."/>
+      <w:lvlJc w:val="left"/>
+      <w:pPr>
+        <w:ind w:left="720" w:hanging="360"/>
+      </w:pPr>
+      <w:rPr>
+        <w:rFonts w:hint="default"/>
+      </w:rPr>
+    </w:lvl>
+    <w:lvl w:ilvl="1" w:tplc="10090019" w:tentative="1">
+      <w:start w:val="1"/>
+      <w:numFmt w:val="lowerLetter"/>
+      <w:lvlText w:val="%2."/>
+      <w:lvlJc w:val="left"/>
+      <w:pPr>
+        <w:ind w:left="1440" w:hanging="360"/>
+      </w:pPr>
+    </w:lvl>
+    <w:lvl w:ilvl="2" w:tplc="1009001B" w:tentative="1">
+      <w:start w:val="1"/>
+      <w:numFmt w:val="lowerRoman"/>
+      <w:lvlText w:val="%3."/>
+      <w:lvlJc w:val="right"/>
+      <w:pPr>
+        <w:ind w:left="2160" w:hanging="180"/>
+      </w:pPr>
+    </w:lvl>
+    <w:lvl w:ilvl="3" w:tplc="1009000F" w:tentative="1">
+      <w:start w:val="1"/>
+      <w:numFmt w:val="decimal"/>
+      <w:lvlText w:val="%4."/>
+      <w:lvlJc w:val="left"/>
+      <w:pPr>
+        <w:ind w:left="2880" w:hanging="360"/>
+      </w:pPr>
+    </w:lvl>
+    <w:lvl w:ilvl="4" w:tplc="10090019" w:tentative="1">
+      <w:start w:val="1"/>
+      <w:numFmt w:val="lowerLetter"/>
+      <w:lvlText w:val="%5."/>
+      <w:lvlJc w:val="left"/>
+      <w:pPr>
+        <w:ind w:left="3600" w:hanging="360"/>
+      </w:pPr>
+    </w:lvl>
+    <w:lvl w:ilvl="5" w:tplc="1009001B" w:tentative="1">
+      <w:start w:val="1"/>
+      <w:numFmt w:val="lowerRoman"/>
+      <w:lvlText w:val="%6."/>
+      <w:lvlJc w:val="right"/>
+      <w:pPr>
+        <w:ind w:left="4320" w:hanging="180"/>
+      </w:pPr>
+    </w:lvl>
+    <w:lvl w:ilvl="6" w:tplc="1009000F" w:tentative="1">
+      <w:start w:val="1"/>
+      <w:numFmt w:val="decimal"/>
+      <w:lvlText w:val="%7."/>
+      <w:lvlJc w:val="left"/>
+      <w:pPr>
+        <w:ind w:left="5040" w:hanging="360"/>
+      </w:pPr>
+    </w:lvl>
+    <w:lvl w:ilvl="7" w:tplc="10090019" w:tentative="1">
+      <w:start w:val="1"/>
+      <w:numFmt w:val="lowerLetter"/>
+      <w:lvlText w:val="%8."/>
+      <w:lvlJc w:val="left"/>
+      <w:pPr>
+        <w:ind w:left="5760" w:hanging="360"/>
+      </w:pPr>
+    </w:lvl>
+    <w:lvl w:ilvl="8" w:tplc="1009001B" w:tentative="1">
+      <w:start w:val="1"/>
+      <w:numFmt w:val="lowerRoman"/>
+      <w:lvlText w:val="%9."/>
+      <w:lvlJc w:val="right"/>
+      <w:pPr>
+        <w:ind w:left="6480" w:hanging="180"/>
+      </w:pPr>
+    </w:lvl>
+  </w:abstractNum>
+  <w:abstractNum w:abstractNumId="1" w15:restartNumberingAfterBreak="0">
+    <w:nsid w:val="640B37D4"/>
+    <w:multiLevelType w:val="hybridMultilevel"/>
+    <w:tmpl w:val="AC109738"/>
+    <w:lvl w:ilvl="0" w:tplc="1009000F">
+      <w:start w:val="1"/>
+      <w:numFmt w:val="decimal"/>
+      <w:lvlText w:val="%1."/>
+      <w:lvlJc w:val="left"/>
+      <w:pPr>
+        <w:ind w:left="720" w:hanging="360"/>
+      </w:pPr>
+      <w:rPr>
+        <w:rFonts w:hint="default"/>
+      </w:rPr>
+    </w:lvl>
+    <w:lvl w:ilvl="1" w:tplc="10090019" w:tentative="1">
+      <w:start w:val="1"/>
+      <w:numFmt w:val="lowerLetter"/>
+      <w:lvlText w:val="%2."/>
+      <w:lvlJc w:val="left"/>
+      <w:pPr>
+        <w:ind w:left="1440" w:hanging="360"/>
+      </w:pPr>
+    </w:lvl>
+    <w:lvl w:ilvl="2" w:tplc="1009001B" w:tentative="1">
+      <w:start w:val="1"/>
+      <w:numFmt w:val="lowerRoman"/>
+      <w:lvlText w:val="%3."/>
+      <w:lvlJc w:val="right"/>
+      <w:pPr>
+        <w:ind w:left="2160" w:hanging="180"/>
+      </w:pPr>
+    </w:lvl>
+    <w:lvl w:ilvl="3" w:tplc="1009000F" w:tentative="1">
+      <w:start w:val="1"/>
+      <w:numFmt w:val="decimal"/>
+      <w:lvlText w:val="%4."/>
+      <w:lvlJc w:val="left"/>
+      <w:pPr>
+        <w:ind w:left="2880" w:hanging="360"/>
+      </w:pPr>
+    </w:lvl>
+    <w:lvl w:ilvl="4" w:tplc="10090019" w:tentative="1">
+      <w:start w:val="1"/>
+      <w:numFmt w:val="lowerLetter"/>
+      <w:lvlText w:val="%5."/>
+      <w:lvlJc w:val="left"/>
+      <w:pPr>
+        <w:ind w:left="3600" w:hanging="360"/>
+      </w:pPr>
+    </w:lvl>
+    <w:lvl w:ilvl="5" w:tplc="1009001B" w:tentative="1">
+      <w:start w:val="1"/>
+      <w:numFmt w:val="lowerRoman"/>
+      <w:lvlText w:val="%6."/>
+      <w:lvlJc w:val="right"/>
+      <w:pPr>
+        <w:ind w:left="4320" w:hanging="180"/>
+      </w:pPr>
+    </w:lvl>
+    <w:lvl w:ilvl="6" w:tplc="1009000F" w:tentative="1">
+      <w:start w:val="1"/>
+      <w:numFmt w:val="decimal"/>
+      <w:lvlText w:val="%7."/>
+      <w:lvlJc w:val="left"/>
+      <w:pPr>
+        <w:ind w:left="5040" w:hanging="360"/>
+      </w:pPr>
+    </w:lvl>
+    <w:lvl w:ilvl="7" w:tplc="10090019" w:tentative="1">
+      <w:start w:val="1"/>
+      <w:numFmt w:val="lowerLetter"/>
+      <w:lvlText w:val="%8."/>
+      <w:lvlJc w:val="left"/>
+      <w:pPr>
+        <w:ind w:left="5760" w:hanging="360"/>
+      </w:pPr>
+    </w:lvl>
+    <w:lvl w:ilvl="8" w:tplc="1009001B" w:tentative="1">
+      <w:start w:val="1"/>
+      <w:numFmt w:val="lowerRoman"/>
+      <w:lvlText w:val="%9."/>
+      <w:lvlJc w:val="right"/>
+      <w:pPr>
+        <w:ind w:left="6480" w:hanging="180"/>
+      </w:pPr>
+    </w:lvl>
+  </w:abstractNum>
+  <w:abstractNum w:abstractNumId="2" w15:restartNumberingAfterBreak="0">
+    <w:nsid w:val="761A135F"/>
+    <w:multiLevelType w:val="hybridMultilevel"/>
+    <w:tmpl w:val="9D2ABA54"/>
+    <w:lvl w:ilvl="0" w:tplc="1009000F">
+      <w:start w:val="1"/>
+      <w:numFmt w:val="decimal"/>
+      <w:lvlText w:val="%1."/>
+      <w:lvlJc w:val="left"/>
+      <w:pPr>
+        <w:ind w:left="720" w:hanging="360"/>
+      </w:pPr>
+      <w:rPr>
+        <w:rFonts w:hint="default"/>
+      </w:rPr>
+    </w:lvl>
+    <w:lvl w:ilvl="1" w:tplc="10090019" w:tentative="1">
+      <w:start w:val="1"/>
+      <w:numFmt w:val="lowerLetter"/>
+      <w:lvlText w:val="%2."/>
+      <w:lvlJc w:val="left"/>
+      <w:pPr>
+        <w:ind w:left="1440" w:hanging="360"/>
+      </w:pPr>
+    </w:lvl>
+    <w:lvl w:ilvl="2" w:tplc="1009001B" w:tentative="1">
+      <w:start w:val="1"/>
+      <w:numFmt w:val="lowerRoman"/>
+      <w:lvlText w:val="%3."/>
+      <w:lvlJc w:val="right"/>
+      <w:pPr>
+        <w:ind w:left="2160" w:hanging="180"/>
+      </w:pPr>
+    </w:lvl>
+    <w:lvl w:ilvl="3" w:tplc="1009000F" w:tentative="1">
+      <w:start w:val="1"/>
+      <w:numFmt w:val="decimal"/>
+      <w:lvlText w:val="%4."/>
+      <w:lvlJc w:val="left"/>
+      <w:pPr>
+        <w:ind w:left="2880" w:hanging="360"/>
+      </w:pPr>
+    </w:lvl>
+    <w:lvl w:ilvl="4" w:tplc="10090019" w:tentative="1">
+      <w:start w:val="1"/>
+      <w:numFmt w:val="lowerLetter"/>
+      <w:lvlText w:val="%5."/>
+      <w:lvlJc w:val="left"/>
+      <w:pPr>
+        <w:ind w:left="3600" w:hanging="360"/>
+      </w:pPr>
+    </w:lvl>
+    <w:lvl w:ilvl="5" w:tplc="1009001B" w:tentative="1">
+      <w:start w:val="1"/>
+      <w:numFmt w:val="lowerRoman"/>
+      <w:lvlText w:val="%6."/>
+      <w:lvlJc w:val="right"/>
+      <w:pPr>
+        <w:ind w:left="4320" w:hanging="180"/>
+      </w:pPr>
+    </w:lvl>
+    <w:lvl w:ilvl="6" w:tplc="1009000F" w:tentative="1">
+      <w:start w:val="1"/>
+      <w:numFmt w:val="decimal"/>
+      <w:lvlText w:val="%7."/>
+      <w:lvlJc w:val="left"/>
+      <w:pPr>
+        <w:ind w:left="5040" w:hanging="360"/>
+      </w:pPr>
+    </w:lvl>
+    <w:lvl w:ilvl="7" w:tplc="10090019" w:tentative="1">
+      <w:start w:val="1"/>
+      <w:numFmt w:val="lowerLetter"/>
+      <w:lvlText w:val="%8."/>
+      <w:lvlJc w:val="left"/>
+      <w:pPr>
+        <w:ind w:left="5760" w:hanging="360"/>
+      </w:pPr>
+    </w:lvl>
+    <w:lvl w:ilvl="8" w:tplc="1009001B" w:tentative="1">
+      <w:start w:val="1"/>
+      <w:numFmt w:val="lowerRoman"/>
+      <w:lvlText w:val="%9."/>
+      <w:lvlJc w:val="right"/>
+      <w:pPr>
+        <w:ind w:left="6480" w:hanging="180"/>
+      </w:pPr>
+    </w:lvl>
+  </w:abstractNum>
+  <w:num w:numId="1" w16cid:durableId="1671252164">
+    <w:abstractNumId w:val="1"/>
+  </w:num>
+  <w:num w:numId="2" w16cid:durableId="1794444089">
+    <w:abstractNumId w:val="0"/>
+  </w:num>
+  <w:num w:numId="3" w16cid:durableId="613245306">
+    <w:abstractNumId w:val="2"/>
+  </w:num>
+</w:numbering>
 </file>
 
 <file path=word/styles.xml><?xml version="1.0" encoding="utf-8"?>
